--- a/courts/fifth-circuit/mississippi/state/supreme-court/reply-brief/usage/OUTPUT-reply-brief.docx
+++ b/courts/fifth-circuit/mississippi/state/supreme-court/reply-brief/usage/OUTPUT-reply-brief.docx
@@ -11714,7 +11714,7 @@
         <w:t xml:space="preserve"> </w:t>
       </w:r>
       <w:r>
-        <w:t xml:space="preserve">Code Ann. § 23-⁠15-⁠927 to avoid an “illogical result,” and the Court reversed, holding the statute “is neither ambiguous nor silent regarding the filing deadline, and, therefore, the plain meaning of the statute should be applied because it is the best evidence of legislative intent.” Thus, “[i]f there be no ambiguity, there . . . exists no reason for legislative or judicial construction.’”</w:t>
+        <w:t xml:space="preserve">Code Ann. § 23-⁠15-⁠927 to avoid an “illogical result,” and the Court reversed, holding the statute “is neither ambiguous nor silent regarding the filing deadline, and, therefore, the plain meaning of the statute should be applied because it is the best evidence of legislative intent.” Thus, “[i]f there be no ambiguity, there ⁠. ⁠. ⁠. exists no reason for legislative or judicial construction.’”</w:t>
       </w:r>
       <w:r>
         <w:t xml:space="preserve"> </w:t>
